--- a/md4report/assets/md4report.docx
+++ b/md4report/assets/md4report.docx
@@ -1669,6 +1669,24 @@
       <w:sz w:val="18"/>
       <w:szCs w:val="18"/>
     </w:rPr>
+  </w:style>
+  <w:style w:type="table" w:styleId="af2">
+    <w:name w:val="Table Grid"/>
+    <w:basedOn w:val="a2"/>
+    <w:rsid w:val="005B1871"/>
+    <w:pPr>
+      <w:spacing w:after="0"/>
+    </w:pPr>
+    <w:tblPr>
+      <w:tblBorders>
+        <w:top w:val="single" w:sz="4" w:space="0" w:color="auto"/>
+        <w:left w:val="single" w:sz="4" w:space="0" w:color="auto"/>
+        <w:bottom w:val="single" w:sz="4" w:space="0" w:color="auto"/>
+        <w:right w:val="single" w:sz="4" w:space="0" w:color="auto"/>
+        <w:insideH w:val="single" w:sz="4" w:space="0" w:color="auto"/>
+        <w:insideV w:val="single" w:sz="4" w:space="0" w:color="auto"/>
+      </w:tblBorders>
+    </w:tblPr>
   </w:style>
 </w:styles>
 </file>
